--- a/reports/exp5-timesharing-preemptive-scheduling/23251004-郭逸晨-实验报告5.docx
+++ b/reports/exp5-timesharing-preemptive-scheduling/23251004-郭逸晨-实验报告5.docx
@@ -49,7 +49,7 @@
     </w:p>
     <w:p>
       <w:r>
-        <w:t>本实验在实验4多道程序与协作式调度的基础上继续扩展，目标是增加时钟中断、get_time 系统调用和抢占式调度逻辑。报告中的图5-x为截图占位，后续需要根据真实终端输出通过情况替换为完整命令行窗口截图。</w:t>
+        <w:t>本实验在实验4多道程序与协作式调度的基础上继续扩展，目标是增加时钟中断、get_time 系统调用和抢占式调度逻辑。报告中的实验过程截图均来自当前容器的真实终端输出，用于说明各阶段代码修改、构建验证、运行现象和提交记录。</w:t>
       </w:r>
     </w:p>
     <w:p>
@@ -620,7 +620,7 @@
         <w:jc w:val="center"/>
       </w:pPr>
       <w:r>
-        <w:t>图5-2.4 用户态系统调用和用户库基线</w:t>
+        <w:t>图5-2.4 内核入口基线</w:t>
       </w:r>
     </w:p>
     <w:p>
@@ -6148,7 +6148,7 @@
     </w:p>
     <w:p>
       <w:r>
-        <w:t>目的：在实验5代码和报告内容确认后，按实验5范围白名单暂存、提交并推送。该阶段需要单独确认进入 Git 阶段后再执行，不能使用 git add .。</w:t>
+        <w:t>目的：确认实验5相关文件已经按白名单暂存，完成本地提交，并将 exp5-timesharing-preemptive-scheduling 分支推送到远程仓库。</w:t>
       </w:r>
     </w:p>
     <w:p>
@@ -6285,113 +6285,124 @@
     </w:p>
     <w:p>
       <w:pPr>
+        <w:jc w:val="center"/>
+      </w:pPr>
+      <w:r>
+        <w:drawing>
+          <wp:inline xmlns:a="http://schemas.openxmlformats.org/drawingml/2006/main" xmlns:pic="http://schemas.openxmlformats.org/drawingml/2006/picture">
+            <wp:extent cx="5303520" cy="4813279"/>
+            <wp:docPr id="31" name="Picture 31"/>
+            <wp:cNvGraphicFramePr>
+              <a:graphicFrameLocks noChangeAspect="1"/>
+            </wp:cNvGraphicFramePr>
+            <a:graphic>
+              <a:graphicData uri="http://schemas.openxmlformats.org/drawingml/2006/picture">
+                <pic:pic>
+                  <pic:nvPicPr>
+                    <pic:cNvPr id="0" name="5-10-git-commit-push.png"/>
+                    <pic:cNvPicPr/>
+                  </pic:nvPicPr>
+                  <pic:blipFill>
+                    <a:blip r:embed="rId6"/>
+                    <a:stretch>
+                      <a:fillRect/>
+                    </a:stretch>
+                  </pic:blipFill>
+                  <pic:spPr>
+                    <a:xfrm>
+                      <a:off x="0" y="0"/>
+                      <a:ext cx="5303520" cy="4813279"/>
+                    </a:xfrm>
+                    <a:prstGeom prst="rect"/>
+                  </pic:spPr>
+                </pic:pic>
+              </a:graphicData>
+            </a:graphic>
+          </wp:inline>
+        </w:drawing>
+      </w:r>
+    </w:p>
+    <w:p>
+      <w:pPr>
         <w:pStyle w:val="FigureCaption"/>
       </w:pPr>
       <w:r>
-        <w:t>图5-10.1 实验5提交前工作区状态与差异范围</w:t>
-      </w:r>
-    </w:p>
-    <w:p>
-      <w:pPr>
-        <w:pStyle w:val="FigureCaption"/>
-      </w:pPr>
-      <w:r>
-        <w:t>图5-10.2 实验5本地提交与远程推送记录</w:t>
-      </w:r>
-    </w:p>
-    <w:p>
-      <w:pPr>
-        <w:pStyle w:val="3"/>
-      </w:pPr>
+        <w:t>图5-10 实验5本地提交与远程推送记录</w:t>
+      </w:r>
+    </w:p>
+    <w:p>
       <w:r>
         <w:t>思考问题</w:t>
       </w:r>
     </w:p>
     <w:p>
-      <w:pPr>
-        <w:pStyle w:val="4"/>
-      </w:pPr>
       <w:r>
         <w:t>思考问题1：分析分时多任务是如何实现的</w:t>
       </w:r>
     </w:p>
     <w:p>
       <w:r>
-        <w:t>分时多任务的核心思想是让多个任务轮流占用 CPU，每个任务只运行一个较短的时间片。实验4中虽然已经能运行多个任务，但任务切换主要依赖用户程序主动调用 yield_，因此 CPU 让出时机由应用自己决定。实验5在此基础上增加时钟中断后，内核可以按照固定时间间隔重新获得控制权，从而把 CPU 时间切分给不同任务。</w:t>
-      </w:r>
-    </w:p>
-    <w:p>
-      <w:r>
-        <w:t>本实验中，timer 模块通过读取 RISC-V time 计数器获得当前时间，并通过 SBI set_timer 设置下一次时钟中断触发点。内核启动时打开 Supervisor Timer Interrupt，并设置第一次触发时间。当用户程序运行到一定时间后，时钟中断会打断当前用户程序，进入内核 Trap 处理流程。</w:t>
-      </w:r>
-    </w:p>
-    <w:p>
-      <w:r>
-        <w:t>进入 Trap 后，内核识别 SupervisorTimer 中断，先调用 set_next_trigger 安排下一次中断，再调用 suspend_current_and_run_next 将当前任务标记回 Ready，并切换到下一个 Ready 任务。这样多个应用即使不主动 yield，也能因为周期性时钟中断被轮流调度。</w:t>
-      </w:r>
-    </w:p>
-    <w:p>
-      <w:pPr>
-        <w:pStyle w:val="4"/>
-      </w:pPr>
+        <w:t>分时多任务这一部分，我的理解是把 CPU 的运行时间切成很多很短的时间片，让多个任务在这些时间片之间轮流执行。实验4已经能保存任务上下文并在多个任务之间切换，但切换主要依赖用户程序主动调用 yield_，如果用户程序一直计算不主动让出 CPU，其他任务就很难得到运行机会。</w:t>
+      </w:r>
+    </w:p>
+    <w:p>
+      <w:r>
+        <w:t>实验5在原来的任务切换结构上加入了 timer 模块。timer.rs 通过读取 RISC-V 的 time 计数器获得当前时间，再通过 SBI_SET_TIMER 设置下一次时钟中断。内核启动时先打开 Supervisor Timer Interrupt，然后设置第一次触发时间，这样用户程序运行一段时间后，硬件时钟会主动让处理器进入 Trap。</w:t>
+      </w:r>
+    </w:p>
+    <w:p>
+      <w:r>
+        <w:t>进入 trap_handler 后，内核根据 scause 判断这次 Trap 是 SupervisorTimer 中断，随后先调用 set_next_trigger 安排下一次中断，再调用 suspend_current_and_run_next 保存当前任务并切换到下一个 Ready 任务。从最终运行结果看，多个 power 程序在没有主动 yield_ 的情况下仍然交替输出进度，说明 CPU 时间已经被内核按时间片分配给不同任务。</w:t>
+      </w:r>
+    </w:p>
+    <w:p>
       <w:r>
         <w:t>思考问题2：分析抢占式调度是如何设计和实现的</w:t>
       </w:r>
     </w:p>
     <w:p>
       <w:r>
-        <w:t>抢占式调度的关键区别在于，任务切换不再完全依赖用户程序主动让出 CPU，而是由内核通过硬件时钟中断强制获得控制权。用户程序正在执行普通计算时，只要时间片到达，处理器就会进入 Trap，内核就有机会保存当前任务上下文并切换任务。</w:t>
-      </w:r>
-    </w:p>
-    <w:p>
-      <w:r>
-        <w:t>本实验的实现路径可以分为四层：第一层是 timer.rs，负责读取 time 计数器和设置下一次定时器；第二层是 sbi.rs，通过 SBI_SET_TIMER 通知底层运行环境设置 mtimecmp；第三层是 trap/mod.rs，负责打开时钟中断并在 Trap 分发中识别 SupervisorTimer；第四层是 task 模块，复用实验4中已有的任务状态、任务上下文和 __switch 机制完成任务切换。</w:t>
-      </w:r>
-    </w:p>
-    <w:p>
-      <w:r>
-        <w:t>从运行现象上看，如果 power_3、power_5、power_7 这类纯计算程序在没有主动 yield 的情况下仍然能交替输出进度，就说明抢占式调度已经生效。sleep 程序通过 get_time 和 yield_ 等待时间流逝，也可以用于验证 get_time 系统调用和调度器是否能共同工作。</w:t>
-      </w:r>
-    </w:p>
-    <w:p>
-      <w:pPr>
-        <w:pStyle w:val="4"/>
-      </w:pPr>
+        <w:t>抢占式调度的核心是任务切换不再完全由应用程序决定，而是由内核借助时钟中断强制获得控制权。用户程序正在执行普通计算时，只要时间片到达，处理器就会从用户态切入内核态，内核可以在这个时刻保存现场并重新选择下一个任务。</w:t>
+      </w:r>
+    </w:p>
+    <w:p>
+      <w:r>
+        <w:t>本实验的实现可以按四个部分理解。第一部分是 timer.rs，负责 get_time、get_time_ms 和 set_next_trigger；第二部分是 sbi.rs，增加 set_timer 封装，通过 SBI 调用设置下一次定时器；第三部分是 trap/mod.rs，增加 enable_timer_interrupt，并在 Trap 分发中处理 SupervisorTimer；第四部分是 task 模块，继续复用实验4中的 TaskControlBlock、TaskStatus 和 __switch 来完成真正的上下文切换。</w:t>
+      </w:r>
+    </w:p>
+    <w:p>
+      <w:r>
+        <w:t>运行验证时，power_3、power_5、power_7 都是偏计算型程序，它们本身不会在循环中主动 yield_。如果没有抢占式调度，通常会表现为某个程序长时间连续运行；本实验最终看到它们的输出被时钟中断打散并交替出现，说明时钟中断已经能够抢占当前任务，调度器也能把 CPU 交给其他就绪任务。</w:t>
+      </w:r>
+    </w:p>
+    <w:p>
       <w:r>
         <w:t>思考问题3：对比协作式调度与抢占式调度</w:t>
       </w:r>
     </w:p>
     <w:p>
       <w:r>
-        <w:t>协作式调度和抢占式调度都需要任务控制块、任务状态、上下文保存与恢复、就绪任务选择等基本机制。它们的不同主要在任务切换的触发时机。协作式调度中，任务必须主动调用 yield_ 或 exit，内核才会切换到其他任务；如果某个任务长时间计算且不主动让出 CPU，其他任务就可能一直得不到运行机会。</w:t>
-      </w:r>
-    </w:p>
-    <w:p>
-      <w:r>
-        <w:t>抢占式调度则通过时钟中断解决这个问题。即使用户程序不主动调用 yield_，时间片到达后也会被中断打断，内核可以强制暂停当前任务并切换到其他任务。因此抢占式调度更接近真实操作系统中常见的时间片轮转调度，公平性和响应性都比单纯协作式调度更好。</w:t>
-      </w:r>
-    </w:p>
-    <w:p>
-      <w:r>
-        <w:t>不过，抢占式调度也引入了更高的实现复杂度。内核必须正确配置时钟中断、处理中断嵌套和上下文保存，并保证在任意指令位置被打断后仍能恢复任务执行。本实验通过复用实验4的任务切换结构，并在 Trap 中增加 SupervisorTimer 分支，实现了从协作式调度到抢占式调度的过渡。</w:t>
-      </w:r>
-    </w:p>
-    <w:p>
-      <w:pPr>
-        <w:pStyle w:val="3"/>
-      </w:pPr>
+        <w:t>协作式调度和抢占式调度都需要任务控制块、任务状态、上下文保存与恢复、就绪任务选择等基础机制。它们真正的区别在于切换时机：协作式调度依赖任务主动调用 yield_ 或 exit，抢占式调度则依赖时钟中断让内核周期性地重新获得控制权。</w:t>
+      </w:r>
+    </w:p>
+    <w:p>
+      <w:r>
+        <w:t>协作式调度实现相对简单，任务只会在比较明确的位置让出 CPU，内核处理起来比较容易。但它对应用程序的配合要求很高，如果某个任务长时间计算并且不主动 yield_，系统整体响应性就会变差，其他任务可能一直无法运行。</w:t>
+      </w:r>
+    </w:p>
+    <w:p>
+      <w:r>
+        <w:t>抢占式调度更接近真实操作系统中的时间片轮转方式。它能在任务不主动让出 CPU 的情况下强制切换任务，因此公平性和响应性更好。但它也要求内核能在任意用户指令位置被打断后正确保存和恢复上下文，并正确配置时钟中断。本实验正是在实验4协作式调度的基础上加入时钟中断处理，实现了从主动让出 CPU 到内核主动抢占 CPU 的过渡。</w:t>
+      </w:r>
+    </w:p>
+    <w:p>
       <w:r>
         <w:t>其他说明</w:t>
       </w:r>
     </w:p>
     <w:p>
       <w:r>
-        <w:t>本报告当前为实验5报告骨架，已经根据实验5说明和实验4报告风格整理出阶段命令、成功标志、截图占位和思考问题草稿。后续每个阶段需要由学生在终端中逐行执行命令，并把真实输出贴回检查；只有确认通过后，才能截图整个命令行窗口并替换对应图5-x占位。</w:t>
-      </w:r>
-    </w:p>
-    <w:p>
-      <w:r>
-        <w:t>如果某个阶段执行失败，应先恢复到上一阶段成功结束状态，再给出新的当前阶段方案。新方案验证成功后，只替换当前阶段的问题命令和报告内容，不改已经验证通过的阶段。Git 阶段单独处理，提交时必须使用实验5范围白名单暂存，不能使用 git add .。</w:t>
+        <w:t>本次实验按阶段逐步完成，关键结论均来自当前容器中的构建、运行和 Git 输出。报告中的截图用于对应阶段证据，其中 Git 截图记录本地提交、当前分支、工作区清洁状态以及远程推送结果。</w:t>
       </w:r>
     </w:p>
     <w:sectPr>
